--- a/tillsyn/A 33797-2024 tillsynsbegäran.docx
+++ b/tillsyn/A 33797-2024 tillsynsbegäran.docx
@@ -605,7 +605,7 @@
     <w:r>
       <w:tab/>
       <w:tab/>
-      <w:t>2026-09-14</w:t>
+      <w:t>2026-09-15</w:t>
       <w:br/>
       <w:br/>
     </w:r>

--- a/tillsyn/A 33797-2024 tillsynsbegäran.docx
+++ b/tillsyn/A 33797-2024 tillsynsbegäran.docx
@@ -605,7 +605,7 @@
     <w:r>
       <w:tab/>
       <w:tab/>
-      <w:t>2026-09-15</w:t>
+      <w:t>2026-09-16</w:t>
       <w:br/>
       <w:br/>
     </w:r>

--- a/tillsyn/A 33797-2024 tillsynsbegäran.docx
+++ b/tillsyn/A 33797-2024 tillsynsbegäran.docx
@@ -605,7 +605,7 @@
     <w:r>
       <w:tab/>
       <w:tab/>
-      <w:t>2026-09-16</w:t>
+      <w:t>2026-09-17</w:t>
       <w:br/>
       <w:br/>
     </w:r>

--- a/tillsyn/A 33797-2024 tillsynsbegäran.docx
+++ b/tillsyn/A 33797-2024 tillsynsbegäran.docx
@@ -605,7 +605,7 @@
     <w:r>
       <w:tab/>
       <w:tab/>
-      <w:t>2026-09-17</w:t>
+      <w:t>2026-09-18</w:t>
       <w:br/>
       <w:br/>
     </w:r>

--- a/tillsyn/A 33797-2024 tillsynsbegäran.docx
+++ b/tillsyn/A 33797-2024 tillsynsbegäran.docx
@@ -605,7 +605,7 @@
     <w:r>
       <w:tab/>
       <w:tab/>
-      <w:t>2026-09-18</w:t>
+      <w:t>2026-09-19</w:t>
       <w:br/>
       <w:br/>
     </w:r>

--- a/tillsyn/A 33797-2024 tillsynsbegäran.docx
+++ b/tillsyn/A 33797-2024 tillsynsbegäran.docx
@@ -605,7 +605,7 @@
     <w:r>
       <w:tab/>
       <w:tab/>
-      <w:t>2026-09-19</w:t>
+      <w:t>2026-09-21</w:t>
       <w:br/>
       <w:br/>
     </w:r>

--- a/tillsyn/A 33797-2024 tillsynsbegäran.docx
+++ b/tillsyn/A 33797-2024 tillsynsbegäran.docx
@@ -605,7 +605,7 @@
     <w:r>
       <w:tab/>
       <w:tab/>
-      <w:t>2026-09-21</w:t>
+      <w:t>2026-09-23</w:t>
       <w:br/>
       <w:br/>
     </w:r>

--- a/tillsyn/A 33797-2024 tillsynsbegäran.docx
+++ b/tillsyn/A 33797-2024 tillsynsbegäran.docx
@@ -605,7 +605,7 @@
     <w:r>
       <w:tab/>
       <w:tab/>
-      <w:t>2026-09-23</w:t>
+      <w:t>2026-09-24</w:t>
       <w:br/>
       <w:br/>
     </w:r>

--- a/tillsyn/A 33797-2024 tillsynsbegäran.docx
+++ b/tillsyn/A 33797-2024 tillsynsbegäran.docx
@@ -605,7 +605,7 @@
     <w:r>
       <w:tab/>
       <w:tab/>
-      <w:t>2026-09-24</w:t>
+      <w:t>2026-09-25</w:t>
       <w:br/>
       <w:br/>
     </w:r>

--- a/tillsyn/A 33797-2024 tillsynsbegäran.docx
+++ b/tillsyn/A 33797-2024 tillsynsbegäran.docx
@@ -605,7 +605,7 @@
     <w:r>
       <w:tab/>
       <w:tab/>
-      <w:t>2026-09-25</w:t>
+      <w:t>2026-09-26</w:t>
       <w:br/>
       <w:br/>
     </w:r>

--- a/tillsyn/A 33797-2024 tillsynsbegäran.docx
+++ b/tillsyn/A 33797-2024 tillsynsbegäran.docx
@@ -605,7 +605,7 @@
     <w:r>
       <w:tab/>
       <w:tab/>
-      <w:t>2026-09-26</w:t>
+      <w:t>2026-09-27</w:t>
       <w:br/>
       <w:br/>
     </w:r>

--- a/tillsyn/A 33797-2024 tillsynsbegäran.docx
+++ b/tillsyn/A 33797-2024 tillsynsbegäran.docx
@@ -605,7 +605,7 @@
     <w:r>
       <w:tab/>
       <w:tab/>
-      <w:t>2026-09-27</w:t>
+      <w:t>2026-09-28</w:t>
       <w:br/>
       <w:br/>
     </w:r>

--- a/tillsyn/A 33797-2024 tillsynsbegäran.docx
+++ b/tillsyn/A 33797-2024 tillsynsbegäran.docx
@@ -605,7 +605,7 @@
     <w:r>
       <w:tab/>
       <w:tab/>
-      <w:t>2026-09-28</w:t>
+      <w:t>2026-09-29</w:t>
       <w:br/>
       <w:br/>
     </w:r>

--- a/tillsyn/A 33797-2024 tillsynsbegäran.docx
+++ b/tillsyn/A 33797-2024 tillsynsbegäran.docx
@@ -605,7 +605,7 @@
     <w:r>
       <w:tab/>
       <w:tab/>
-      <w:t>2026-09-29</w:t>
+      <w:t>2026-09-30</w:t>
       <w:br/>
       <w:br/>
     </w:r>

--- a/tillsyn/A 33797-2024 tillsynsbegäran.docx
+++ b/tillsyn/A 33797-2024 tillsynsbegäran.docx
@@ -605,7 +605,7 @@
     <w:r>
       <w:tab/>
       <w:tab/>
-      <w:t>2026-09-30</w:t>
+      <w:t>2026-10-01</w:t>
       <w:br/>
       <w:br/>
     </w:r>

--- a/tillsyn/A 33797-2024 tillsynsbegäran.docx
+++ b/tillsyn/A 33797-2024 tillsynsbegäran.docx
@@ -605,7 +605,7 @@
     <w:r>
       <w:tab/>
       <w:tab/>
-      <w:t>2026-10-01</w:t>
+      <w:t>2026-10-02</w:t>
       <w:br/>
       <w:br/>
     </w:r>

--- a/tillsyn/A 33797-2024 tillsynsbegäran.docx
+++ b/tillsyn/A 33797-2024 tillsynsbegäran.docx
@@ -605,7 +605,7 @@
     <w:r>
       <w:tab/>
       <w:tab/>
-      <w:t>2026-10-02</w:t>
+      <w:t>2026-10-03</w:t>
       <w:br/>
       <w:br/>
     </w:r>

--- a/tillsyn/A 33797-2024 tillsynsbegäran.docx
+++ b/tillsyn/A 33797-2024 tillsynsbegäran.docx
@@ -605,7 +605,7 @@
     <w:r>
       <w:tab/>
       <w:tab/>
-      <w:t>2026-10-03</w:t>
+      <w:t>2026-10-04</w:t>
       <w:br/>
       <w:br/>
     </w:r>

--- a/tillsyn/A 33797-2024 tillsynsbegäran.docx
+++ b/tillsyn/A 33797-2024 tillsynsbegäran.docx
@@ -605,7 +605,7 @@
     <w:r>
       <w:tab/>
       <w:tab/>
-      <w:t>2026-10-04</w:t>
+      <w:t>2026-10-05</w:t>
       <w:br/>
       <w:br/>
     </w:r>

--- a/tillsyn/A 33797-2024 tillsynsbegäran.docx
+++ b/tillsyn/A 33797-2024 tillsynsbegäran.docx
@@ -605,7 +605,7 @@
     <w:r>
       <w:tab/>
       <w:tab/>
-      <w:t>2026-10-05</w:t>
+      <w:t>2026-10-06</w:t>
       <w:br/>
       <w:br/>
     </w:r>

--- a/tillsyn/A 33797-2024 tillsynsbegäran.docx
+++ b/tillsyn/A 33797-2024 tillsynsbegäran.docx
@@ -605,7 +605,7 @@
     <w:r>
       <w:tab/>
       <w:tab/>
-      <w:t>2026-10-06</w:t>
+      <w:t>2026-10-07</w:t>
       <w:br/>
       <w:br/>
     </w:r>

--- a/tillsyn/A 33797-2024 tillsynsbegäran.docx
+++ b/tillsyn/A 33797-2024 tillsynsbegäran.docx
@@ -605,7 +605,7 @@
     <w:r>
       <w:tab/>
       <w:tab/>
-      <w:t>2026-10-07</w:t>
+      <w:t>2026-10-08</w:t>
       <w:br/>
       <w:br/>
     </w:r>

--- a/tillsyn/A 33797-2024 tillsynsbegäran.docx
+++ b/tillsyn/A 33797-2024 tillsynsbegäran.docx
@@ -605,7 +605,7 @@
     <w:r>
       <w:tab/>
       <w:tab/>
-      <w:t>2026-10-08</w:t>
+      <w:t>2026-10-09</w:t>
       <w:br/>
       <w:br/>
     </w:r>

--- a/tillsyn/A 33797-2024 tillsynsbegäran.docx
+++ b/tillsyn/A 33797-2024 tillsynsbegäran.docx
@@ -605,7 +605,7 @@
     <w:r>
       <w:tab/>
       <w:tab/>
-      <w:t>2026-10-09</w:t>
+      <w:t>2026-10-10</w:t>
       <w:br/>
       <w:br/>
     </w:r>

--- a/tillsyn/A 33797-2024 tillsynsbegäran.docx
+++ b/tillsyn/A 33797-2024 tillsynsbegäran.docx
@@ -605,7 +605,7 @@
     <w:r>
       <w:tab/>
       <w:tab/>
-      <w:t>2026-10-10</w:t>
+      <w:t>2026-10-11</w:t>
       <w:br/>
       <w:br/>
     </w:r>

--- a/tillsyn/A 33797-2024 tillsynsbegäran.docx
+++ b/tillsyn/A 33797-2024 tillsynsbegäran.docx
@@ -605,7 +605,7 @@
     <w:r>
       <w:tab/>
       <w:tab/>
-      <w:t>2026-10-11</w:t>
+      <w:t>2026-10-12</w:t>
       <w:br/>
       <w:br/>
     </w:r>

--- a/tillsyn/A 33797-2024 tillsynsbegäran.docx
+++ b/tillsyn/A 33797-2024 tillsynsbegäran.docx
@@ -605,7 +605,7 @@
     <w:r>
       <w:tab/>
       <w:tab/>
-      <w:t>2026-10-12</w:t>
+      <w:t>2026-10-13</w:t>
       <w:br/>
       <w:br/>
     </w:r>

--- a/tillsyn/A 33797-2024 tillsynsbegäran.docx
+++ b/tillsyn/A 33797-2024 tillsynsbegäran.docx
@@ -605,7 +605,7 @@
     <w:r>
       <w:tab/>
       <w:tab/>
-      <w:t>2026-10-13</w:t>
+      <w:t>2026-10-14</w:t>
       <w:br/>
       <w:br/>
     </w:r>

--- a/tillsyn/A 33797-2024 tillsynsbegäran.docx
+++ b/tillsyn/A 33797-2024 tillsynsbegäran.docx
@@ -605,7 +605,7 @@
     <w:r>
       <w:tab/>
       <w:tab/>
-      <w:t>2026-10-14</w:t>
+      <w:t>2026-10-15</w:t>
       <w:br/>
       <w:br/>
     </w:r>

--- a/tillsyn/A 33797-2024 tillsynsbegäran.docx
+++ b/tillsyn/A 33797-2024 tillsynsbegäran.docx
@@ -605,7 +605,7 @@
     <w:r>
       <w:tab/>
       <w:tab/>
-      <w:t>2026-10-15</w:t>
+      <w:t>2026-10-16</w:t>
       <w:br/>
       <w:br/>
     </w:r>

--- a/tillsyn/A 33797-2024 tillsynsbegäran.docx
+++ b/tillsyn/A 33797-2024 tillsynsbegäran.docx
@@ -605,7 +605,7 @@
     <w:r>
       <w:tab/>
       <w:tab/>
-      <w:t>2026-10-16</w:t>
+      <w:t>2026-10-17</w:t>
       <w:br/>
       <w:br/>
     </w:r>

--- a/tillsyn/A 33797-2024 tillsynsbegäran.docx
+++ b/tillsyn/A 33797-2024 tillsynsbegäran.docx
@@ -605,7 +605,7 @@
     <w:r>
       <w:tab/>
       <w:tab/>
-      <w:t>2026-10-17</w:t>
+      <w:t>2026-10-18</w:t>
       <w:br/>
       <w:br/>
     </w:r>

--- a/tillsyn/A 33797-2024 tillsynsbegäran.docx
+++ b/tillsyn/A 33797-2024 tillsynsbegäran.docx
@@ -605,7 +605,7 @@
     <w:r>
       <w:tab/>
       <w:tab/>
-      <w:t>2026-10-18</w:t>
+      <w:t>2026-10-19</w:t>
       <w:br/>
       <w:br/>
     </w:r>

--- a/tillsyn/A 33797-2024 tillsynsbegäran.docx
+++ b/tillsyn/A 33797-2024 tillsynsbegäran.docx
@@ -605,7 +605,7 @@
     <w:r>
       <w:tab/>
       <w:tab/>
-      <w:t>2026-10-19</w:t>
+      <w:t>2026-10-20</w:t>
       <w:br/>
       <w:br/>
     </w:r>

--- a/tillsyn/A 33797-2024 tillsynsbegäran.docx
+++ b/tillsyn/A 33797-2024 tillsynsbegäran.docx
@@ -605,7 +605,7 @@
     <w:r>
       <w:tab/>
       <w:tab/>
-      <w:t>2026-10-20</w:t>
+      <w:t>2026-10-21</w:t>
       <w:br/>
       <w:br/>
     </w:r>

--- a/tillsyn/A 33797-2024 tillsynsbegäran.docx
+++ b/tillsyn/A 33797-2024 tillsynsbegäran.docx
@@ -605,7 +605,7 @@
     <w:r>
       <w:tab/>
       <w:tab/>
-      <w:t>2026-10-21</w:t>
+      <w:t>2026-10-22</w:t>
       <w:br/>
       <w:br/>
     </w:r>

--- a/tillsyn/A 33797-2024 tillsynsbegäran.docx
+++ b/tillsyn/A 33797-2024 tillsynsbegäran.docx
@@ -605,7 +605,7 @@
     <w:r>
       <w:tab/>
       <w:tab/>
-      <w:t>2026-10-22</w:t>
+      <w:t>2026-10-23</w:t>
       <w:br/>
       <w:br/>
     </w:r>

--- a/tillsyn/A 33797-2024 tillsynsbegäran.docx
+++ b/tillsyn/A 33797-2024 tillsynsbegäran.docx
@@ -605,7 +605,7 @@
     <w:r>
       <w:tab/>
       <w:tab/>
-      <w:t>2026-10-23</w:t>
+      <w:t>2026-10-24</w:t>
       <w:br/>
       <w:br/>
     </w:r>

--- a/tillsyn/A 33797-2024 tillsynsbegäran.docx
+++ b/tillsyn/A 33797-2024 tillsynsbegäran.docx
@@ -605,7 +605,7 @@
     <w:r>
       <w:tab/>
       <w:tab/>
-      <w:t>2026-10-24</w:t>
+      <w:t>2026-10-25</w:t>
       <w:br/>
       <w:br/>
     </w:r>

--- a/tillsyn/A 33797-2024 tillsynsbegäran.docx
+++ b/tillsyn/A 33797-2024 tillsynsbegäran.docx
@@ -65,7 +65,7 @@
     </w:p>
     <w:p>
       <w:r>
-        <w:t>I och inom 23 meter från avverkningsanmälan finns fynd av 6 naturvårdsarter, varav 2 är rödlistade, 2 är fridlysta, 2 är typiska (T) och 3 är signalarter (S): knärot (VU, T, §8), dropptaggsvamp (NT, T), brandticka (S), stor revmossa (S), västlig hakmossa (S) och vanlig groda (§6). Se Figur 1.</w:t>
+        <w:t>I och inom 23 meter från avverkningsanmälan finns fynd av 8 naturvårdsarter, varav 3 är rödlistade, 2 är fridlysta, 4 är typiska (T) och 4 är signalarter (S): garnlav (VU, T), knärot (VU, T, §8), dropptaggsvamp (NT, T), brandticka (S), gulnål (S, T), stor revmossa (S), västlig hakmossa (S) och vanlig groda (§6). Se Figur 1.</w:t>
       </w:r>
     </w:p>
     <w:p>
@@ -97,6 +97,35 @@
     <w:p>
       <w:r>
         <w:t>Nedan följer beskrivningar av de naturvårdsarter och fridlysta arter som har sina livsmiljöer och växtplatser i den avverkningsanmälda skogen. Se även ytterligare artfakta i BILAGA 1. De påträffade naturvårdsarterna är ett tydligt kvitto på att det rör sig om en skog med höga naturvärden.</w:t>
+      </w:r>
+    </w:p>
+    <w:p>
+      <w:r>
+        <w:rPr>
+          <w:b/>
+        </w:rPr>
+        <w:t>Garnlav (VU)</w:t>
+      </w:r>
+      <w:r>
+        <w:t xml:space="preserve"> är en utpräglad barrskogsart som ibland kan drapera träden i norrländska grannaturskogar med hög luftfuktighet. Den förekommer även i talldominerade bestånd där den, förutom i trädens grenverk, påträffas hängande över ojämnheter i tallbarken. Arten har minskat starkt i södra och mellersta Sverige och den minskar även i sitt nordliga utbredningsområde. Minskningstakten uppgår till 30 (20–50) % inom 50 år och överstiger gränsvärdet för Sårbar (VU). Orsaken till tillbakagången beror främst på slutavverkningar av naturskogsartade skogar. Bestånd med riklig förekomst bör regelmässigt sparas, vilket även gynnar flera andra sällsynta och rödlistade arter. Garnlav är värdväxt för den mycket sällsynta och akut hotade fjärilen barrskogslavfly (CR) som hör hemma i boreala barrskogar med riklig förekomst av värdväxten. Tidigare kunde arten konstateras årligen på flera platser vid Dala-Floda i Dalarna innan lokalerna kalavverkades. Senaste fyndet i landet av barrskogslavfly är från år 2000 då den påträffades vid Högberget i Sollefteå kommun. Garnlav är typisk art för </w:t>
+      </w:r>
+      <w:r>
+        <w:rPr>
+          <w:i/>
+        </w:rPr>
+        <w:t xml:space="preserve">9010 Taiga </w:t>
+      </w:r>
+      <w:r>
+        <w:t>och</w:t>
+      </w:r>
+      <w:r>
+        <w:rPr>
+          <w:i/>
+        </w:rPr>
+        <w:t xml:space="preserve"> 9070 Trädklädd betesmark</w:t>
+      </w:r>
+      <w:r>
+        <w:t xml:space="preserve"> (SLU Artdatabanken, 2026).</w:t>
       </w:r>
     </w:p>
     <w:p>
@@ -228,6 +257,35 @@
       </w:r>
       <w:r>
         <w:t>förekommer främst i olikåldrig fuktig granskog med mycket död ved, ofta i kärrkanter eller vid bäckar på lokaler med hög luftfuktighet. Växer huvudsakligen på grova granlågor, någon enstaka gång på tall, asp eller björk, och verkar knuten till ved som först rötats av klibbticka. Arten var tidigare rödlistad men en sentida ökning, bland annat i barkborreangripna granplanteringar i sydligaste Skandinavien har förändrat hotbilden. Populationen i landet kan påverkas negativt av kalavverkning och ett skogsbruk som innebär att mängden grova granlågor minskar. Även dikning och gallring som leder till ett torrare mikroklimat på växtplatserna kan ha negativ inverkan. För att säkerställa en gynnsam bevarandestatus på sikt bör områdesskydd av artens livsmiljöer upprättas på ett sätt som tryggar livskraftiga populationer på landskapsnivå. Vid skogsbruk bör grov död ved och skyddszoner vid kärr och vattendrag lämnas, och träd tillåtas åldras och dö på ett sätt som skapar kontinuerlig tillgång på livsmiljöer (SLU Artdatabanken, 2025).</w:t>
+      </w:r>
+    </w:p>
+    <w:p>
+      <w:r>
+        <w:rPr>
+          <w:b/>
+        </w:rPr>
+        <w:t>Gulnål</w:t>
+      </w:r>
+      <w:r>
+        <w:t xml:space="preserve"> växer mest på murknande lövträdsved och barrträdsved och förekommer i skuggiga miljöer med hög luftfuktighet. I södra Sverige är den en relativt bra signal på biotoper med höga naturvärden och följs ofta av sällsynta arter. Gulnål är typisk art för </w:t>
+      </w:r>
+      <w:r>
+        <w:rPr>
+          <w:i/>
+        </w:rPr>
+        <w:t>9110 Näringsfattig bokskog</w:t>
+      </w:r>
+      <w:r>
+        <w:t xml:space="preserve"> och</w:t>
+      </w:r>
+      <w:r>
+        <w:rPr>
+          <w:i/>
+        </w:rPr>
+        <w:t xml:space="preserve"> 9130 Näringsrik bokskog </w:t>
+      </w:r>
+      <w:r>
+        <w:t>(Nitare &amp; Skogsstyrelsen, 2019; SLU Artdatabanken, 2025).</w:t>
       </w:r>
     </w:p>
     <w:p>
@@ -605,7 +663,7 @@
     <w:r>
       <w:tab/>
       <w:tab/>
-      <w:t>2026-10-25</w:t>
+      <w:t>2026-10-26</w:t>
       <w:br/>
       <w:br/>
     </w:r>

--- a/tillsyn/A 33797-2024 tillsynsbegäran.docx
+++ b/tillsyn/A 33797-2024 tillsynsbegäran.docx
@@ -663,7 +663,7 @@
     <w:r>
       <w:tab/>
       <w:tab/>
-      <w:t>2026-10-26</w:t>
+      <w:t>2026-10-27</w:t>
       <w:br/>
       <w:br/>
     </w:r>

--- a/tillsyn/A 33797-2024 tillsynsbegäran.docx
+++ b/tillsyn/A 33797-2024 tillsynsbegäran.docx
@@ -663,7 +663,7 @@
     <w:r>
       <w:tab/>
       <w:tab/>
-      <w:t>2026-10-27</w:t>
+      <w:t>2026-10-28</w:t>
       <w:br/>
       <w:br/>
     </w:r>

--- a/tillsyn/A 33797-2024 tillsynsbegäran.docx
+++ b/tillsyn/A 33797-2024 tillsynsbegäran.docx
@@ -663,7 +663,7 @@
     <w:r>
       <w:tab/>
       <w:tab/>
-      <w:t>2026-10-28</w:t>
+      <w:t>2026-10-29</w:t>
       <w:br/>
       <w:br/>
     </w:r>

--- a/tillsyn/A 33797-2024 tillsynsbegäran.docx
+++ b/tillsyn/A 33797-2024 tillsynsbegäran.docx
@@ -663,7 +663,7 @@
     <w:r>
       <w:tab/>
       <w:tab/>
-      <w:t>2026-10-29</w:t>
+      <w:t>2026-10-31</w:t>
       <w:br/>
       <w:br/>
     </w:r>
